--- a/docs/Course_Name.docx
+++ b/docs/Course_Name.docx
@@ -21,13 +21,13 @@
         <w:pStyle w:val="Date"/>
       </w:pPr>
       <w:r>
-        <w:t xml:space="preserve">June,</w:t>
-      </w:r>
-      <w:r>
-        <w:t xml:space="preserve"> </w:t>
-      </w:r>
-      <w:r>
-        <w:t xml:space="preserve">2025</w:t>
+        <w:t xml:space="preserve">April,</w:t>
+      </w:r>
+      <w:r>
+        <w:t xml:space="preserve"> </w:t>
+      </w:r>
+      <w:r>
+        <w:t xml:space="preserve">2026</w:t>
       </w:r>
     </w:p>
     <w:sdt>
@@ -417,7 +417,7 @@
         <w:rPr>
           <w:rStyle w:val="VerbatimChar"/>
         </w:rPr>
-        <w:t xml:space="preserve">##  date     2025-06-27</w:t>
+        <w:t xml:space="preserve">##  date     2026-04-07</w:t>
       </w:r>
       <w:r>
         <w:br/>
@@ -462,7 +462,7 @@
         <w:rPr>
           <w:rStyle w:val="VerbatimChar"/>
         </w:rPr>
-        <w:t xml:space="preserve">##  bookdown      0.41    2024-10-16 [1] CRAN (R 4.3.2)</w:t>
+        <w:t xml:space="preserve">##  bookdown      0.46    2025-12-05 [1] CRAN (R 4.3.2)</w:t>
       </w:r>
       <w:r>
         <w:br/>
@@ -480,7 +480,7 @@
         <w:rPr>
           <w:rStyle w:val="VerbatimChar"/>
         </w:rPr>
-        <w:t xml:space="preserve">##  cli           3.6.2   2023-12-11 [1] RSPM (R 4.3.0)</w:t>
+        <w:t xml:space="preserve">##  cli           3.6.5   2025-04-23 [1] CRAN (R 4.3.2)</w:t>
       </w:r>
       <w:r>
         <w:br/>
@@ -516,7 +516,7 @@
         <w:rPr>
           <w:rStyle w:val="VerbatimChar"/>
         </w:rPr>
-        <w:t xml:space="preserve">##  evaluate      0.23    2023-11-01 [1] RSPM (R 4.3.0)</w:t>
+        <w:t xml:space="preserve">##  evaluate      1.0.5   2025-08-27 [1] CRAN (R 4.3.2)</w:t>
       </w:r>
       <w:r>
         <w:br/>
@@ -579,7 +579,7 @@
         <w:rPr>
           <w:rStyle w:val="VerbatimChar"/>
         </w:rPr>
-        <w:t xml:space="preserve">##  knitr         1.48    2024-07-07 [1] CRAN (R 4.3.2)</w:t>
+        <w:t xml:space="preserve">##  knitr         1.50    2025-03-16 [1] CRAN (R 4.3.2)</w:t>
       </w:r>
       <w:r>
         <w:br/>
@@ -651,7 +651,7 @@
         <w:rPr>
           <w:rStyle w:val="VerbatimChar"/>
         </w:rPr>
-        <w:t xml:space="preserve">##  pkgload       1.3.4   2024-01-16 [1] RSPM (R 4.3.0)</w:t>
+        <w:t xml:space="preserve">##  pkgload       1.4.1   2025-09-23 [1] CRAN (R 4.3.2)</w:t>
       </w:r>
       <w:r>
         <w:br/>
@@ -687,7 +687,7 @@
         <w:rPr>
           <w:rStyle w:val="VerbatimChar"/>
         </w:rPr>
-        <w:t xml:space="preserve">##  R6            2.5.1   2021-08-19 [1] RSPM (R 4.3.0)</w:t>
+        <w:t xml:space="preserve">##  R6            2.6.1   2025-02-15 [1] CRAN (R 4.3.2)</w:t>
       </w:r>
       <w:r>
         <w:br/>
@@ -714,7 +714,7 @@
         <w:rPr>
           <w:rStyle w:val="VerbatimChar"/>
         </w:rPr>
-        <w:t xml:space="preserve">##  rlang         1.1.4   2024-06-04 [1] CRAN (R 4.3.2)</w:t>
+        <w:t xml:space="preserve">##  rlang         1.1.6   2025-04-11 [1] CRAN (R 4.3.2)</w:t>
       </w:r>
       <w:r>
         <w:br/>
@@ -795,7 +795,7 @@
         <w:rPr>
           <w:rStyle w:val="VerbatimChar"/>
         </w:rPr>
-        <w:t xml:space="preserve">##  xfun          0.48    2024-10-03 [1] CRAN (R 4.3.2)</w:t>
+        <w:t xml:space="preserve">##  xfun          0.55    2025-12-16 [1] CRAN (R 4.3.2)</w:t>
       </w:r>
       <w:r>
         <w:br/>
@@ -813,7 +813,7 @@
         <w:rPr>
           <w:rStyle w:val="VerbatimChar"/>
         </w:rPr>
-        <w:t xml:space="preserve">##  yaml          2.3.8   2023-12-11 [1] RSPM (R 4.3.0)</w:t>
+        <w:t xml:space="preserve">##  yaml          2.3.12  2025-12-10 [1] CRAN (R 4.3.2)</w:t>
       </w:r>
       <w:r>
         <w:br/>
@@ -2976,7 +2976,7 @@
         <w:rPr>
           <w:rStyle w:val="VerbatimChar"/>
         </w:rPr>
-        <w:t xml:space="preserve">##  date     2025-06-27</w:t>
+        <w:t xml:space="preserve">##  date     2026-04-07</w:t>
       </w:r>
       <w:r>
         <w:br/>
@@ -3021,16 +3021,7 @@
         <w:rPr>
           <w:rStyle w:val="VerbatimChar"/>
         </w:rPr>
-        <w:t xml:space="preserve">##  askpass       1.2.0   2023-09-03 [1] RSPM (R 4.3.0)</w:t>
-      </w:r>
-      <w:r>
-        <w:br/>
-      </w:r>
-      <w:r>
-        <w:rPr>
-          <w:rStyle w:val="VerbatimChar"/>
-        </w:rPr>
-        <w:t xml:space="preserve">##  bookdown      0.41    2024-10-16 [1] CRAN (R 4.3.2)</w:t>
+        <w:t xml:space="preserve">##  bookdown      0.46    2025-12-05 [1] CRAN (R 4.3.2)</w:t>
       </w:r>
       <w:r>
         <w:br/>
@@ -3048,25 +3039,16 @@
         <w:rPr>
           <w:rStyle w:val="VerbatimChar"/>
         </w:rPr>
-        <w:t xml:space="preserve">##  chromote      0.3.1   2024-08-30 [1] CRAN (R 4.3.2)</w:t>
-      </w:r>
-      <w:r>
-        <w:br/>
-      </w:r>
-      <w:r>
-        <w:rPr>
-          <w:rStyle w:val="VerbatimChar"/>
-        </w:rPr>
-        <w:t xml:space="preserve">##  cli           3.6.2   2023-12-11 [1] RSPM (R 4.3.0)</w:t>
-      </w:r>
-      <w:r>
-        <w:br/>
-      </w:r>
-      <w:r>
-        <w:rPr>
-          <w:rStyle w:val="VerbatimChar"/>
-        </w:rPr>
-        <w:t xml:space="preserve">##  curl          5.2.0   2023-12-08 [1] RSPM (R 4.3.0)</w:t>
+        <w:t xml:space="preserve">##  chromote      0.5.1   2025-04-24 [1] CRAN (R 4.3.2)</w:t>
+      </w:r>
+      <w:r>
+        <w:br/>
+      </w:r>
+      <w:r>
+        <w:rPr>
+          <w:rStyle w:val="VerbatimChar"/>
+        </w:rPr>
+        <w:t xml:space="preserve">##  cli           3.6.5   2025-04-23 [1] CRAN (R 4.3.2)</w:t>
       </w:r>
       <w:r>
         <w:br/>
@@ -3111,7 +3093,7 @@
         <w:rPr>
           <w:rStyle w:val="VerbatimChar"/>
         </w:rPr>
-        <w:t xml:space="preserve">##  evaluate      0.23    2023-11-01 [1] RSPM (R 4.3.0)</w:t>
+        <w:t xml:space="preserve">##  evaluate      1.0.5   2025-08-27 [1] CRAN (R 4.3.2)</w:t>
       </w:r>
       <w:r>
         <w:br/>
@@ -3156,6 +3138,15 @@
         <w:rPr>
           <w:rStyle w:val="VerbatimChar"/>
         </w:rPr>
+        <w:t xml:space="preserve">##  gitcreds      0.1.2   2022-09-08 [1] RSPM (R 4.3.0)</w:t>
+      </w:r>
+      <w:r>
+        <w:br/>
+      </w:r>
+      <w:r>
+        <w:rPr>
+          <w:rStyle w:val="VerbatimChar"/>
+        </w:rPr>
         <w:t xml:space="preserve">##  glue          1.7.0   2024-01-09 [1] RSPM (R 4.3.0)</w:t>
       </w:r>
       <w:r>
@@ -3165,15 +3156,6 @@
         <w:rPr>
           <w:rStyle w:val="VerbatimChar"/>
         </w:rPr>
-        <w:t xml:space="preserve">##  highr         0.11    2024-05-26 [1] CRAN (R 4.3.2)</w:t>
-      </w:r>
-      <w:r>
-        <w:br/>
-      </w:r>
-      <w:r>
-        <w:rPr>
-          <w:rStyle w:val="VerbatimChar"/>
-        </w:rPr>
         <w:t xml:space="preserve">##  hms           1.1.3   2023-03-21 [1] RSPM (R 4.3.0)</w:t>
       </w:r>
       <w:r>
@@ -3219,25 +3201,16 @@
         <w:rPr>
           <w:rStyle w:val="VerbatimChar"/>
         </w:rPr>
-        <w:t xml:space="preserve">##  janitor       2.2.0   2023-02-02 [1] RSPM (R 4.3.0)</w:t>
-      </w:r>
-      <w:r>
-        <w:br/>
-      </w:r>
-      <w:r>
-        <w:rPr>
-          <w:rStyle w:val="VerbatimChar"/>
-        </w:rPr>
-        <w:t xml:space="preserve">##  jsonlite      1.8.8   2023-12-04 [1] RSPM (R 4.3.0)</w:t>
-      </w:r>
-      <w:r>
-        <w:br/>
-      </w:r>
-      <w:r>
-        <w:rPr>
-          <w:rStyle w:val="VerbatimChar"/>
-        </w:rPr>
-        <w:t xml:space="preserve">##  knitr         1.48    2024-07-07 [1] CRAN (R 4.3.2)</w:t>
+        <w:t xml:space="preserve">##  jsonlite      2.0.0   2025-03-27 [1] CRAN (R 4.3.2)</w:t>
+      </w:r>
+      <w:r>
+        <w:br/>
+      </w:r>
+      <w:r>
+        <w:rPr>
+          <w:rStyle w:val="VerbatimChar"/>
+        </w:rPr>
+        <w:t xml:space="preserve">##  knitr         1.50    2025-03-16 [1] CRAN (R 4.3.2)</w:t>
       </w:r>
       <w:r>
         <w:br/>
@@ -3264,15 +3237,6 @@
         <w:rPr>
           <w:rStyle w:val="VerbatimChar"/>
         </w:rPr>
-        <w:t xml:space="preserve">##  lubridate     1.9.3   2023-09-27 [1] RSPM (R 4.3.0)</w:t>
-      </w:r>
-      <w:r>
-        <w:br/>
-      </w:r>
-      <w:r>
-        <w:rPr>
-          <w:rStyle w:val="VerbatimChar"/>
-        </w:rPr>
         <w:t xml:space="preserve">##  magrittr    * 2.0.3   2022-03-30 [1] RSPM (R 4.3.0)</w:t>
       </w:r>
       <w:r>
@@ -3309,16 +3273,7 @@
         <w:rPr>
           <w:rStyle w:val="VerbatimChar"/>
         </w:rPr>
-        <w:t xml:space="preserve">##  openssl       2.1.1   2023-09-25 [1] RSPM (R 4.3.0)</w:t>
-      </w:r>
-      <w:r>
-        <w:br/>
-      </w:r>
-      <w:r>
-        <w:rPr>
-          <w:rStyle w:val="VerbatimChar"/>
-        </w:rPr>
-        <w:t xml:space="preserve">##  ottrpal       1.3.0   2024-10-23 [1] Github (jhudsl/ottrpal@2e19782)</w:t>
+        <w:t xml:space="preserve">##  ottrpal       2.0.0   2025-12-16 [1] Github (ottrproject/ottrpal@6d1267e)</w:t>
       </w:r>
       <w:r>
         <w:br/>
@@ -3354,16 +3309,16 @@
         <w:rPr>
           <w:rStyle w:val="VerbatimChar"/>
         </w:rPr>
-        <w:t xml:space="preserve">##  pkgload       1.3.4   2024-01-16 [1] RSPM (R 4.3.0)</w:t>
-      </w:r>
-      <w:r>
-        <w:br/>
-      </w:r>
-      <w:r>
-        <w:rPr>
-          <w:rStyle w:val="VerbatimChar"/>
-        </w:rPr>
-        <w:t xml:space="preserve">##  processx      3.8.3   2023-12-10 [1] RSPM (R 4.3.0)</w:t>
+        <w:t xml:space="preserve">##  pkgload       1.4.1   2025-09-23 [1] CRAN (R 4.3.2)</w:t>
+      </w:r>
+      <w:r>
+        <w:br/>
+      </w:r>
+      <w:r>
+        <w:rPr>
+          <w:rStyle w:val="VerbatimChar"/>
+        </w:rPr>
+        <w:t xml:space="preserve">##  processx      3.8.6   2025-02-21 [1] CRAN (R 4.3.2)</w:t>
       </w:r>
       <w:r>
         <w:br/>
@@ -3390,7 +3345,7 @@
         <w:rPr>
           <w:rStyle w:val="VerbatimChar"/>
         </w:rPr>
-        <w:t xml:space="preserve">##  ps            1.7.6   2024-01-18 [1] RSPM (R 4.3.0)</w:t>
+        <w:t xml:space="preserve">##  ps            1.9.1   2025-04-12 [1] CRAN (R 4.3.2)</w:t>
       </w:r>
       <w:r>
         <w:br/>
@@ -3408,7 +3363,7 @@
         <w:rPr>
           <w:rStyle w:val="VerbatimChar"/>
         </w:rPr>
-        <w:t xml:space="preserve">##  R6            2.5.1   2021-08-19 [1] RSPM (R 4.3.0)</w:t>
+        <w:t xml:space="preserve">##  R6            2.6.1   2025-02-15 [1] CRAN (R 4.3.2)</w:t>
       </w:r>
       <w:r>
         <w:br/>
@@ -3444,7 +3399,7 @@
         <w:rPr>
           <w:rStyle w:val="VerbatimChar"/>
         </w:rPr>
-        <w:t xml:space="preserve">##  rlang         1.1.4   2024-06-04 [1] CRAN (R 4.3.2)</w:t>
+        <w:t xml:space="preserve">##  rlang         1.1.6   2025-04-11 [1] CRAN (R 4.3.2)</w:t>
       </w:r>
       <w:r>
         <w:br/>
@@ -3462,7 +3417,16 @@
         <w:rPr>
           <w:rStyle w:val="VerbatimChar"/>
         </w:rPr>
-        <w:t xml:space="preserve">##  rprojroot     2.0.4   2023-11-05 [1] CRAN (R 4.3.2)</w:t>
+        <w:t xml:space="preserve">##  rprojroot     2.1.1   2025-08-26 [1] CRAN (R 4.3.2)</w:t>
+      </w:r>
+      <w:r>
+        <w:br/>
+      </w:r>
+      <w:r>
+        <w:rPr>
+          <w:rStyle w:val="VerbatimChar"/>
+        </w:rPr>
+        <w:t xml:space="preserve">##  rvest         1.0.5   2025-08-29 [1] CRAN (R 4.3.2)</w:t>
       </w:r>
       <w:r>
         <w:br/>
@@ -3489,7 +3453,7 @@
         <w:rPr>
           <w:rStyle w:val="VerbatimChar"/>
         </w:rPr>
-        <w:t xml:space="preserve">##  snakecase     0.11.1  2023-08-27 [1] RSPM (R 4.3.0)</w:t>
+        <w:t xml:space="preserve">##  spelling      2.3.2   2025-08-18 [1] CRAN (R 4.3.2)</w:t>
       </w:r>
       <w:r>
         <w:br/>
@@ -3516,7 +3480,16 @@
         <w:rPr>
           <w:rStyle w:val="VerbatimChar"/>
         </w:rPr>
-        <w:t xml:space="preserve">##  tibble        3.2.1   2023-03-20 [1] CRAN (R 4.3.2)</w:t>
+        <w:t xml:space="preserve">##  tibble        3.3.0   2025-06-08 [1] CRAN (R 4.3.2)</w:t>
+      </w:r>
+      <w:r>
+        <w:br/>
+      </w:r>
+      <w:r>
+        <w:rPr>
+          <w:rStyle w:val="VerbatimChar"/>
+        </w:rPr>
+        <w:t xml:space="preserve">##  tidyr         1.3.1   2024-01-24 [1] RSPM (R 4.3.0)</w:t>
       </w:r>
       <w:r>
         <w:br/>
@@ -3534,15 +3507,6 @@
         <w:rPr>
           <w:rStyle w:val="VerbatimChar"/>
         </w:rPr>
-        <w:t xml:space="preserve">##  timechange    0.3.0   2024-01-18 [1] RSPM (R 4.3.0)</w:t>
-      </w:r>
-      <w:r>
-        <w:br/>
-      </w:r>
-      <w:r>
-        <w:rPr>
-          <w:rStyle w:val="VerbatimChar"/>
-        </w:rPr>
         <w:t xml:space="preserve">##  tzdb          0.4.0   2023-05-12 [1] RSPM (R 4.3.0)</w:t>
       </w:r>
       <w:r>
@@ -3588,34 +3552,34 @@
         <w:rPr>
           <w:rStyle w:val="VerbatimChar"/>
         </w:rPr>
-        <w:t xml:space="preserve">##  webshot2      0.1.1   2023-08-11 [1] CRAN (R 4.3.2)</w:t>
-      </w:r>
-      <w:r>
-        <w:br/>
-      </w:r>
-      <w:r>
-        <w:rPr>
-          <w:rStyle w:val="VerbatimChar"/>
-        </w:rPr>
-        <w:t xml:space="preserve">##  websocket     1.4.2   2024-07-22 [1] CRAN (R 4.3.2)</w:t>
-      </w:r>
-      <w:r>
-        <w:br/>
-      </w:r>
-      <w:r>
-        <w:rPr>
-          <w:rStyle w:val="VerbatimChar"/>
-        </w:rPr>
-        <w:t xml:space="preserve">##  xfun          0.48    2024-10-03 [1] CRAN (R 4.3.2)</w:t>
-      </w:r>
-      <w:r>
-        <w:br/>
-      </w:r>
-      <w:r>
-        <w:rPr>
-          <w:rStyle w:val="VerbatimChar"/>
-        </w:rPr>
-        <w:t xml:space="preserve">##  xml2          1.3.6   2023-12-04 [1] RSPM (R 4.3.0)</w:t>
+        <w:t xml:space="preserve">##  webshot2      0.1.2   2025-04-23 [1] CRAN (R 4.3.2)</w:t>
+      </w:r>
+      <w:r>
+        <w:br/>
+      </w:r>
+      <w:r>
+        <w:rPr>
+          <w:rStyle w:val="VerbatimChar"/>
+        </w:rPr>
+        <w:t xml:space="preserve">##  websocket     1.4.4   2025-04-10 [1] CRAN (R 4.3.2)</w:t>
+      </w:r>
+      <w:r>
+        <w:br/>
+      </w:r>
+      <w:r>
+        <w:rPr>
+          <w:rStyle w:val="VerbatimChar"/>
+        </w:rPr>
+        <w:t xml:space="preserve">##  xfun          0.55    2025-12-16 [1] CRAN (R 4.3.2)</w:t>
+      </w:r>
+      <w:r>
+        <w:br/>
+      </w:r>
+      <w:r>
+        <w:rPr>
+          <w:rStyle w:val="VerbatimChar"/>
+        </w:rPr>
+        <w:t xml:space="preserve">##  xml2          1.5.1   2025-12-01 [1] CRAN (R 4.3.2)</w:t>
       </w:r>
       <w:r>
         <w:br/>
@@ -3633,7 +3597,7 @@
         <w:rPr>
           <w:rStyle w:val="VerbatimChar"/>
         </w:rPr>
-        <w:t xml:space="preserve">##  yaml          2.3.8   2023-12-11 [1] RSPM (R 4.3.0)</w:t>
+        <w:t xml:space="preserve">##  yaml          2.3.12  2025-12-10 [1] CRAN (R 4.3.2)</w:t>
       </w:r>
       <w:r>
         <w:br/>
@@ -3683,7 +3647,7 @@
     </w:p>
     <w:bookmarkEnd w:id="64"/>
     <w:bookmarkEnd w:id="65"/>
-    <w:bookmarkStart w:id="76" w:name="about-the-authors"/>
+    <w:bookmarkStart w:id="75" w:name="about-the-authors"/>
     <w:p>
       <w:pPr>
         <w:pStyle w:val="Heading1"/>
@@ -3814,14 +3778,9 @@
               <w:pStyle w:val="Compact"/>
               <w:jc w:val="left"/>
             </w:pPr>
-            <w:hyperlink r:id="rId67">
-              <w:r>
-                <w:rPr>
-                  <w:rStyle w:val="Hyperlink"/>
-                </w:rPr>
-                <w:t xml:space="preserve">FirstName LastName</w:t>
-              </w:r>
-            </w:hyperlink>
+            <w:r>
+              <w:t xml:space="preserve">[Bug’s Life]</w:t>
+            </w:r>
           </w:p>
         </w:tc>
       </w:tr>
@@ -4172,7 +4131,7 @@
               <w:pStyle w:val="Compact"/>
               <w:jc w:val="left"/>
             </w:pPr>
-            <w:hyperlink r:id="rId68">
+            <w:hyperlink r:id="rId67">
               <w:r>
                 <w:rPr>
                   <w:rStyle w:val="Hyperlink"/>
@@ -4186,7 +4145,7 @@
             <w:r>
               <w:t xml:space="preserve"> </w:t>
             </w:r>
-            <w:hyperlink r:id="rId69">
+            <w:hyperlink r:id="rId68">
               <w:r>
                 <w:rPr>
                   <w:rStyle w:val="Hyperlink"/>
@@ -4200,7 +4159,7 @@
             <w:r>
               <w:t xml:space="preserve"> </w:t>
             </w:r>
-            <w:hyperlink r:id="rId70">
+            <w:hyperlink r:id="rId69">
               <w:r>
                 <w:rPr>
                   <w:rStyle w:val="Hyperlink"/>
@@ -4231,7 +4190,7 @@
               <w:pStyle w:val="Compact"/>
               <w:jc w:val="left"/>
             </w:pPr>
-            <w:hyperlink r:id="rId68">
+            <w:hyperlink r:id="rId67">
               <w:r>
                 <w:rPr>
                   <w:rStyle w:val="Hyperlink"/>
@@ -4262,7 +4221,7 @@
               <w:pStyle w:val="Compact"/>
               <w:jc w:val="left"/>
             </w:pPr>
-            <w:hyperlink r:id="rId69">
+            <w:hyperlink r:id="rId68">
               <w:r>
                 <w:rPr>
                   <w:rStyle w:val="Hyperlink"/>
@@ -4276,7 +4235,7 @@
             <w:r>
               <w:t xml:space="preserve"> </w:t>
             </w:r>
-            <w:hyperlink r:id="rId70">
+            <w:hyperlink r:id="rId69">
               <w:r>
                 <w:rPr>
                   <w:rStyle w:val="Hyperlink"/>
@@ -4290,7 +4249,7 @@
             <w:r>
               <w:t xml:space="preserve"> </w:t>
             </w:r>
-            <w:hyperlink r:id="rId68">
+            <w:hyperlink r:id="rId67">
               <w:r>
                 <w:rPr>
                   <w:rStyle w:val="Hyperlink"/>
@@ -4304,7 +4263,7 @@
             <w:r>
               <w:t xml:space="preserve"> </w:t>
             </w:r>
-            <w:hyperlink r:id="rId71">
+            <w:hyperlink r:id="rId70">
               <w:r>
                 <w:rPr>
                   <w:rStyle w:val="Hyperlink"/>
@@ -4326,7 +4285,7 @@
             <w:r>
               <w:t xml:space="preserve">Package Developers (</w:t>
             </w:r>
-            <w:hyperlink r:id="rId72">
+            <w:hyperlink r:id="rId71">
               <w:r>
                 <w:rPr>
                   <w:rStyle w:val="Hyperlink"/>
@@ -4346,7 +4305,7 @@
               <w:pStyle w:val="Compact"/>
               <w:jc w:val="left"/>
             </w:pPr>
-            <w:hyperlink r:id="rId68">
+            <w:hyperlink r:id="rId67">
               <w:r>
                 <w:rPr>
                   <w:rStyle w:val="Hyperlink"/>
@@ -4360,7 +4319,7 @@
             <w:r>
               <w:t xml:space="preserve"> </w:t>
             </w:r>
-            <w:hyperlink r:id="rId70">
+            <w:hyperlink r:id="rId69">
               <w:r>
                 <w:rPr>
                   <w:rStyle w:val="Hyperlink"/>
@@ -4374,7 +4333,7 @@
             <w:r>
               <w:t xml:space="preserve"> </w:t>
             </w:r>
-            <w:hyperlink r:id="rId73">
+            <w:hyperlink r:id="rId72">
               <w:r>
                 <w:rPr>
                   <w:rStyle w:val="Hyperlink"/>
@@ -4388,7 +4347,7 @@
             <w:r>
               <w:t xml:space="preserve"> </w:t>
             </w:r>
-            <w:hyperlink r:id="rId74">
+            <w:hyperlink r:id="rId73">
               <w:r>
                 <w:rPr>
                   <w:rStyle w:val="Hyperlink"/>
@@ -4402,7 +4361,7 @@
             <w:r>
               <w:t xml:space="preserve"> </w:t>
             </w:r>
-            <w:hyperlink r:id="rId69">
+            <w:hyperlink r:id="rId68">
               <w:r>
                 <w:rPr>
                   <w:rStyle w:val="Hyperlink"/>
@@ -4416,7 +4375,7 @@
             <w:r>
               <w:t xml:space="preserve"> </w:t>
             </w:r>
-            <w:hyperlink r:id="rId75">
+            <w:hyperlink r:id="rId74">
               <w:r>
                 <w:rPr>
                   <w:rStyle w:val="Hyperlink"/>
@@ -4794,7 +4753,7 @@
         <w:rPr>
           <w:rStyle w:val="VerbatimChar"/>
         </w:rPr>
-        <w:t xml:space="preserve">##  date     2025-06-27</w:t>
+        <w:t xml:space="preserve">##  date     2026-04-07</w:t>
       </w:r>
       <w:r>
         <w:br/>
@@ -4839,7 +4798,7 @@
         <w:rPr>
           <w:rStyle w:val="VerbatimChar"/>
         </w:rPr>
-        <w:t xml:space="preserve">##  bookdown      0.41    2024-10-16 [1] CRAN (R 4.3.2)</w:t>
+        <w:t xml:space="preserve">##  bookdown      0.46    2025-12-05 [1] CRAN (R 4.3.2)</w:t>
       </w:r>
       <w:r>
         <w:br/>
@@ -4857,7 +4816,7 @@
         <w:rPr>
           <w:rStyle w:val="VerbatimChar"/>
         </w:rPr>
-        <w:t xml:space="preserve">##  cli           3.6.2   2023-12-11 [1] RSPM (R 4.3.0)</w:t>
+        <w:t xml:space="preserve">##  cli           3.6.5   2025-04-23 [1] CRAN (R 4.3.2)</w:t>
       </w:r>
       <w:r>
         <w:br/>
@@ -4893,7 +4852,7 @@
         <w:rPr>
           <w:rStyle w:val="VerbatimChar"/>
         </w:rPr>
-        <w:t xml:space="preserve">##  evaluate      0.23    2023-11-01 [1] RSPM (R 4.3.0)</w:t>
+        <w:t xml:space="preserve">##  evaluate      1.0.5   2025-08-27 [1] CRAN (R 4.3.2)</w:t>
       </w:r>
       <w:r>
         <w:br/>
@@ -4956,7 +4915,7 @@
         <w:rPr>
           <w:rStyle w:val="VerbatimChar"/>
         </w:rPr>
-        <w:t xml:space="preserve">##  knitr         1.48    2024-07-07 [1] CRAN (R 4.3.2)</w:t>
+        <w:t xml:space="preserve">##  knitr         1.50    2025-03-16 [1] CRAN (R 4.3.2)</w:t>
       </w:r>
       <w:r>
         <w:br/>
@@ -5028,7 +4987,7 @@
         <w:rPr>
           <w:rStyle w:val="VerbatimChar"/>
         </w:rPr>
-        <w:t xml:space="preserve">##  pkgload       1.3.4   2024-01-16 [1] RSPM (R 4.3.0)</w:t>
+        <w:t xml:space="preserve">##  pkgload       1.4.1   2025-09-23 [1] CRAN (R 4.3.2)</w:t>
       </w:r>
       <w:r>
         <w:br/>
@@ -5064,7 +5023,7 @@
         <w:rPr>
           <w:rStyle w:val="VerbatimChar"/>
         </w:rPr>
-        <w:t xml:space="preserve">##  R6            2.5.1   2021-08-19 [1] RSPM (R 4.3.0)</w:t>
+        <w:t xml:space="preserve">##  R6            2.6.1   2025-02-15 [1] CRAN (R 4.3.2)</w:t>
       </w:r>
       <w:r>
         <w:br/>
@@ -5091,7 +5050,7 @@
         <w:rPr>
           <w:rStyle w:val="VerbatimChar"/>
         </w:rPr>
-        <w:t xml:space="preserve">##  rlang         1.1.4   2024-06-04 [1] CRAN (R 4.3.2)</w:t>
+        <w:t xml:space="preserve">##  rlang         1.1.6   2025-04-11 [1] CRAN (R 4.3.2)</w:t>
       </w:r>
       <w:r>
         <w:br/>
@@ -5172,7 +5131,7 @@
         <w:rPr>
           <w:rStyle w:val="VerbatimChar"/>
         </w:rPr>
-        <w:t xml:space="preserve">##  xfun          0.48    2024-10-03 [1] CRAN (R 4.3.2)</w:t>
+        <w:t xml:space="preserve">##  xfun          0.55    2025-12-16 [1] CRAN (R 4.3.2)</w:t>
       </w:r>
       <w:r>
         <w:br/>
@@ -5190,7 +5149,7 @@
         <w:rPr>
           <w:rStyle w:val="VerbatimChar"/>
         </w:rPr>
-        <w:t xml:space="preserve">##  yaml          2.3.8   2023-12-11 [1] RSPM (R 4.3.0)</w:t>
+        <w:t xml:space="preserve">##  yaml          2.3.12  2025-12-10 [1] CRAN (R 4.3.2)</w:t>
       </w:r>
       <w:r>
         <w:br/>
@@ -5238,8 +5197,8 @@
         <w:t xml:space="preserve">## ──────────────────────────────────────────────────────────────────────────────</w:t>
       </w:r>
     </w:p>
-    <w:bookmarkEnd w:id="76"/>
-    <w:bookmarkStart w:id="84" w:name="references"/>
+    <w:bookmarkEnd w:id="75"/>
+    <w:bookmarkStart w:id="83" w:name="references"/>
     <w:p>
       <w:pPr>
         <w:pStyle w:val="Heading1"/>
@@ -5257,8 +5216,8 @@
         <w:t xml:space="preserve">References</w:t>
       </w:r>
     </w:p>
-    <w:bookmarkStart w:id="83" w:name="refs"/>
-    <w:bookmarkStart w:id="78" w:name="ref-rmarkdown2021"/>
+    <w:bookmarkStart w:id="82" w:name="refs"/>
+    <w:bookmarkStart w:id="77" w:name="ref-rmarkdown2021"/>
     <w:p>
       <w:pPr>
         <w:pStyle w:val="Bibliography"/>
@@ -5282,7 +5241,7 @@
       <w:r>
         <w:t xml:space="preserve"> </w:t>
       </w:r>
-      <w:hyperlink r:id="rId77">
+      <w:hyperlink r:id="rId76">
         <w:r>
           <w:rPr>
             <w:rStyle w:val="Hyperlink"/>
@@ -5294,8 +5253,8 @@
         <w:t xml:space="preserve">.</w:t>
       </w:r>
     </w:p>
-    <w:bookmarkEnd w:id="78"/>
-    <w:bookmarkStart w:id="80" w:name="ref-Xie2018"/>
+    <w:bookmarkEnd w:id="77"/>
+    <w:bookmarkStart w:id="79" w:name="ref-Xie2018"/>
     <w:p>
       <w:pPr>
         <w:pStyle w:val="Bibliography"/>
@@ -5319,7 +5278,7 @@
       <w:r>
         <w:t xml:space="preserve"> </w:t>
       </w:r>
-      <w:hyperlink r:id="rId79">
+      <w:hyperlink r:id="rId78">
         <w:r>
           <w:rPr>
             <w:rStyle w:val="Hyperlink"/>
@@ -5331,8 +5290,8 @@
         <w:t xml:space="preserve">.</w:t>
       </w:r>
     </w:p>
-    <w:bookmarkEnd w:id="80"/>
-    <w:bookmarkStart w:id="82" w:name="ref-Xie2020"/>
+    <w:bookmarkEnd w:id="79"/>
+    <w:bookmarkStart w:id="81" w:name="ref-Xie2020"/>
     <w:p>
       <w:pPr>
         <w:pStyle w:val="Bibliography"/>
@@ -5356,7 +5315,7 @@
       <w:r>
         <w:t xml:space="preserve"> </w:t>
       </w:r>
-      <w:hyperlink r:id="rId81">
+      <w:hyperlink r:id="rId80">
         <w:r>
           <w:rPr>
             <w:rStyle w:val="Hyperlink"/>
@@ -5368,9 +5327,9 @@
         <w:t xml:space="preserve">.</w:t>
       </w:r>
     </w:p>
+    <w:bookmarkEnd w:id="81"/>
     <w:bookmarkEnd w:id="82"/>
     <w:bookmarkEnd w:id="83"/>
-    <w:bookmarkEnd w:id="84"/>
     <w:sectPr/>
   </w:body>
 </w:document>
